--- a/data/ko/HyeonseungKang-CV.docx
+++ b/data/ko/HyeonseungKang-CV.docx
@@ -258,7 +258,7 @@
                 <w:color w:val="595959" w:themeColor="text1" w:themeTint="A6"/>
                 <w:szCs w:val="18"/>
               </w:rPr>
-              <w:t xml:space="preserve">인턴 / 브랜드경험팀</w:t>
+              <w:t xml:space="preserve">ICT인턴십 / 브랜드경험팀</w:t>
             </w:r>
           </w:p>
         </w:tc>

--- a/data/ko/HyeonseungKang-CV.docx
+++ b/data/ko/HyeonseungKang-CV.docx
@@ -241,7 +241,7 @@
                 <w:rFonts w:ascii="나눔고딕" w:hAnsi="나눔고딕" w:hint="eastAsia"/>
                 <w:szCs w:val="18"/>
               </w:rPr>
-              <w:t xml:space="preserve">넥스트랩</w:t>
+              <w:t xml:space="preserve">(주)넥스트랩</w:t>
             </w:r>
           </w:p>
           <w:p>

--- a/data/ko/HyeonseungKang-CV.docx
+++ b/data/ko/HyeonseungKang-CV.docx
@@ -258,7 +258,7 @@
                 <w:color w:val="595959" w:themeColor="text1" w:themeTint="A6"/>
                 <w:szCs w:val="18"/>
               </w:rPr>
-              <w:t xml:space="preserve">ICT인턴십 / 브랜드경험팀</w:t>
+              <w:t xml:space="preserve">FKII ICT인턴십 / 브랜드경험팀</w:t>
             </w:r>
           </w:p>
         </w:tc>
